--- a/pr-preview/pr-61/Your-Book-Title.docx
+++ b/pr-preview/pr-61/Your-Book-Title.docx
@@ -2265,7 +2265,7 @@
         <w:t xml:space="preserve"> </w:t>
       </w:r>
       <w:r>
-        <w:t xml:space="preserve">ba51951</w:t>
+        <w:t xml:space="preserve">ca2f8e8</w:t>
       </w:r>
     </w:p>
     <w:p>
@@ -2287,7 +2287,7 @@
         <w:t xml:space="preserve"> </w:t>
       </w:r>
       <w:r>
-        <w:t xml:space="preserve">ba519515b5f3f5ece3b1182207af514ce253d4f0</w:t>
+        <w:t xml:space="preserve">ca2f8e80ac99f5b746bb7ea493cf885d699fa1b6</w:t>
       </w:r>
     </w:p>
     <w:p>
@@ -2309,7 +2309,7 @@
         <w:t xml:space="preserve"> </w:t>
       </w:r>
       <w:r>
-        <w:t xml:space="preserve">2026-09-14 18:18:00 -0700</w:t>
+        <w:t xml:space="preserve">2026-09-15 01:21:50 +0000</w:t>
       </w:r>
     </w:p>
     <w:p>
